--- a/FraudForge-Approach.docx
+++ b/FraudForge-Approach.docx
@@ -11903,7 +11903,1386 @@
           <w:color w:val="141820"/>
           <w:sz w:val="21"/>
         </w:rPr>
-        <w:t>Every efficacy figure in Section 3 is measured on synthetic traffic generated by the system’s own red team. That is the right way to test coverage of attacks that are too new to have volume in historical data, and it is the wrong way to estimate a production false-positive rate. The 0.33% friction figure is a property of this corpus, not a forecast.</w:t>
+        <w:t>Every efficacy figure in Section 3 is measured on synthetic traffic generated by the system’s own red team. That is the right way to test coverage of attacks too new to have volume in historical data, and the wrong way to estimate a production false-positive rate. Two parts of that gap were method rather than data, though, and both are now fixed.</w:t>
+      </w:r>
+    </w:p>
+    <w:p>
+      <w:pPr>
+        <w:pStyle w:val="Heading3"/>
+      </w:pPr>
+      <w:r>
+        <w:rPr>
+          <w:b/>
+          <w:i w:val="0"/>
+          <w:color w:val="141820"/>
+          <w:sz w:val="22"/>
+        </w:rPr>
+        <w:t>The false-positive rate was measured on too few samples</w:t>
+      </w:r>
+    </w:p>
+    <w:p>
+      <w:r>
+        <w:rPr>
+          <w:b w:val="0"/>
+          <w:i w:val="0"/>
+          <w:color w:val="141820"/>
+          <w:sz w:val="21"/>
+        </w:rPr>
+        <w:t xml:space="preserve">The benchmark in Section 3 scores 300 legitimate payments. One false positive in 300 reads as 0.33% — but the 95% Wilson interval on that estimate runs from 0.06% to 1.86%, a thirty-fold range. It cannot resolve the quantity it reports. </w:t>
+      </w:r>
+      <w:r>
+        <w:rPr>
+          <w:b w:val="0"/>
+          <w:i w:val="0"/>
+          <w:color w:val="141820"/>
+          <w:sz w:val="21"/>
+        </w:rPr>
+        <w:t xml:space="preserve">Measured on 200,000 legitimate payments the rate is </w:t>
+      </w:r>
+      <w:r>
+        <w:rPr>
+          <w:b/>
+          <w:i w:val="0"/>
+          <w:color w:val="141820"/>
+          <w:sz w:val="21"/>
+        </w:rPr>
+        <w:t>0.703%</w:t>
+      </w:r>
+      <w:r>
+        <w:rPr>
+          <w:b w:val="0"/>
+          <w:i w:val="0"/>
+          <w:color w:val="141820"/>
+          <w:sz w:val="21"/>
+        </w:rPr>
+        <w:t>, 95% interval 0.667% to 0.741% — roughly double the small-sample figure, and narrow enough to plan against. The legacy rules sit at 0.057% on the same traffic.</w:t>
+      </w:r>
+    </w:p>
+    <w:p>
+      <w:r>
+        <w:rPr>
+          <w:b w:val="0"/>
+          <w:i w:val="0"/>
+          <w:color w:val="141820"/>
+          <w:sz w:val="21"/>
+        </w:rPr>
+        <w:t xml:space="preserve">Almost all of that friction is a step-up rather than a decline. The legitimate score distribution has its 99.9th percentile at </w:t>
+      </w:r>
+      <w:r>
+        <w:rPr>
+          <w:b/>
+          <w:i w:val="0"/>
+          <w:color w:val="141820"/>
+          <w:sz w:val="21"/>
+        </w:rPr>
+        <w:t>0.5782</w:t>
+      </w:r>
+      <w:r>
+        <w:rPr>
+          <w:b w:val="0"/>
+          <w:i w:val="0"/>
+          <w:color w:val="141820"/>
+          <w:sz w:val="21"/>
+        </w:rPr>
+        <w:t xml:space="preserve"> against a block threshold of 0.75, so a legitimate payment is asked for a second factor far more often than it is refused.</w:t>
+      </w:r>
+    </w:p>
+    <w:p>
+      <w:pPr>
+        <w:pStyle w:val="Heading3"/>
+      </w:pPr>
+      <w:r>
+        <w:rPr>
+          <w:b/>
+          <w:i w:val="0"/>
+          <w:color w:val="141820"/>
+          <w:sz w:val="22"/>
+        </w:rPr>
+        <w:t>Precision was reported at the wrong base rate</w:t>
+      </w:r>
+    </w:p>
+    <w:p>
+      <w:r>
+        <w:rPr>
+          <w:b w:val="0"/>
+          <w:i w:val="0"/>
+          <w:color w:val="141820"/>
+          <w:sz w:val="21"/>
+        </w:rPr>
+        <w:t xml:space="preserve">The benchmark corpus is about half fraud, so its 99% precision describes a world where every other payment is an attack. Real fraud runs well under 1% of authorisations. At a 0.5% base rate the same detector at the same threshold raises </w:t>
+      </w:r>
+      <w:r>
+        <w:rPr>
+          <w:b/>
+          <w:i w:val="0"/>
+          <w:color w:val="141820"/>
+          <w:sz w:val="21"/>
+        </w:rPr>
+        <w:t>10,018 alerts per million payments, of which 3,023 are fraud</w:t>
+      </w:r>
+      <w:r>
+        <w:rPr>
+          <w:b w:val="0"/>
+          <w:i w:val="0"/>
+          <w:color w:val="141820"/>
+          <w:sz w:val="21"/>
+        </w:rPr>
+        <w:t xml:space="preserve"> — a precision of 30.2%. Nothing about the model changed; only the arithmetic an operator has to do.</w:t>
+      </w:r>
+    </w:p>
+    <w:p>
+      <w:pPr>
+        <w:pStyle w:val="Heading3"/>
+      </w:pPr>
+      <w:r>
+        <w:rPr>
+          <w:b/>
+          <w:i w:val="0"/>
+          <w:color w:val="141820"/>
+          <w:sz w:val="22"/>
+        </w:rPr>
+        <w:t>Choosing an operating point</w:t>
+      </w:r>
+    </w:p>
+    <w:p>
+      <w:pPr>
+        <w:spacing w:after="80"/>
+      </w:pPr>
+      <w:r>
+        <w:rPr>
+          <w:b w:val="0"/>
+          <w:i w:val="0"/>
+          <w:color w:val="141820"/>
+          <w:sz w:val="21"/>
+        </w:rPr>
+        <w:t>The review threshold is the lever, and it is not free in either direction. Measured on the same traffic, at a 0.5% fraud base rate:</w:t>
+      </w:r>
+    </w:p>
+    <w:tbl>
+      <w:tblPr>
+        <w:tblStyle w:val="TableGrid"/>
+        <w:tblW w:type="auto" w:w="0"/>
+        <w:jc w:val="center"/>
+        <w:tblLook w:firstColumn="1" w:firstRow="1" w:lastColumn="0" w:lastRow="0" w:noHBand="0" w:noVBand="1" w:val="04A0"/>
+      </w:tblPr>
+      <w:tblGrid>
+        <w:gridCol w:w="1584"/>
+        <w:gridCol w:w="1584"/>
+        <w:gridCol w:w="1584"/>
+        <w:gridCol w:w="1584"/>
+        <w:gridCol w:w="1584"/>
+        <w:gridCol w:w="1584"/>
+      </w:tblGrid>
+      <w:tr>
+        <w:tc>
+          <w:tcPr>
+            <w:tcW w:type="dxa" w:w="1656"/>
+            <w:shd w:val="clear" w:fill="F0EBE3"/>
+          </w:tcPr>
+          <w:p>
+            <w:pPr>
+              <w:spacing w:after="20" w:before="20"/>
+            </w:pPr>
+            <w:r/>
+            <w:r>
+              <w:rPr>
+                <w:b/>
+                <w:color w:val="141820"/>
+                <w:sz w:val="16"/>
+              </w:rPr>
+              <w:t>Review threshold</w:t>
+            </w:r>
+          </w:p>
+        </w:tc>
+        <w:tc>
+          <w:tcPr>
+            <w:tcW w:type="dxa" w:w="1152"/>
+            <w:shd w:val="clear" w:fill="F0EBE3"/>
+          </w:tcPr>
+          <w:p>
+            <w:pPr>
+              <w:spacing w:after="20" w:before="20"/>
+            </w:pPr>
+            <w:r/>
+            <w:r>
+              <w:rPr>
+                <w:b/>
+                <w:color w:val="141820"/>
+                <w:sz w:val="16"/>
+              </w:rPr>
+              <w:t>Recall</w:t>
+            </w:r>
+          </w:p>
+        </w:tc>
+        <w:tc>
+          <w:tcPr>
+            <w:tcW w:type="dxa" w:w="1440"/>
+            <w:shd w:val="clear" w:fill="F0EBE3"/>
+          </w:tcPr>
+          <w:p>
+            <w:pPr>
+              <w:spacing w:after="20" w:before="20"/>
+            </w:pPr>
+            <w:r/>
+            <w:r>
+              <w:rPr>
+                <w:b/>
+                <w:color w:val="141820"/>
+                <w:sz w:val="16"/>
+              </w:rPr>
+              <w:t>False positives</w:t>
+            </w:r>
+          </w:p>
+        </w:tc>
+        <w:tc>
+          <w:tcPr>
+            <w:tcW w:type="dxa" w:w="1944"/>
+            <w:shd w:val="clear" w:fill="F0EBE3"/>
+          </w:tcPr>
+          <w:p>
+            <w:pPr>
+              <w:spacing w:after="20" w:before="20"/>
+            </w:pPr>
+            <w:r/>
+            <w:r>
+              <w:rPr>
+                <w:b/>
+                <w:color w:val="141820"/>
+                <w:sz w:val="16"/>
+              </w:rPr>
+              <w:t>95% interval</w:t>
+            </w:r>
+          </w:p>
+        </w:tc>
+        <w:tc>
+          <w:tcPr>
+            <w:tcW w:type="dxa" w:w="1224"/>
+            <w:shd w:val="clear" w:fill="F0EBE3"/>
+          </w:tcPr>
+          <w:p>
+            <w:pPr>
+              <w:spacing w:after="20" w:before="20"/>
+            </w:pPr>
+            <w:r/>
+            <w:r>
+              <w:rPr>
+                <w:b/>
+                <w:color w:val="141820"/>
+                <w:sz w:val="16"/>
+              </w:rPr>
+              <w:t>Precision</w:t>
+            </w:r>
+          </w:p>
+        </w:tc>
+        <w:tc>
+          <w:tcPr>
+            <w:tcW w:type="dxa" w:w="1224"/>
+            <w:shd w:val="clear" w:fill="F0EBE3"/>
+          </w:tcPr>
+          <w:p>
+            <w:pPr>
+              <w:spacing w:after="20" w:before="20"/>
+            </w:pPr>
+            <w:r/>
+            <w:r>
+              <w:rPr>
+                <w:b/>
+                <w:color w:val="141820"/>
+                <w:sz w:val="16"/>
+              </w:rPr>
+              <w:t>Alerts / M</w:t>
+            </w:r>
+          </w:p>
+        </w:tc>
+      </w:tr>
+      <w:tr>
+        <w:tc>
+          <w:tcPr>
+            <w:tcW w:type="dxa" w:w="1656"/>
+          </w:tcPr>
+          <w:p>
+            <w:pPr>
+              <w:spacing w:after="20" w:before="20"/>
+            </w:pPr>
+            <w:r/>
+            <w:r>
+              <w:rPr>
+                <w:color w:val="141820"/>
+                <w:sz w:val="16"/>
+              </w:rPr>
+              <w:t>0.35</w:t>
+            </w:r>
+          </w:p>
+        </w:tc>
+        <w:tc>
+          <w:tcPr>
+            <w:tcW w:type="dxa" w:w="1152"/>
+          </w:tcPr>
+          <w:p>
+            <w:pPr>
+              <w:spacing w:after="20" w:before="20"/>
+              <w:jc w:val="right"/>
+            </w:pPr>
+            <w:r/>
+            <w:r>
+              <w:rPr>
+                <w:color w:val="0F7A52"/>
+                <w:sz w:val="16"/>
+              </w:rPr>
+              <w:t>77.79%</w:t>
+            </w:r>
+          </w:p>
+        </w:tc>
+        <w:tc>
+          <w:tcPr>
+            <w:tcW w:type="dxa" w:w="1440"/>
+          </w:tcPr>
+          <w:p>
+            <w:pPr>
+              <w:spacing w:after="20" w:before="20"/>
+              <w:jc w:val="right"/>
+            </w:pPr>
+            <w:r/>
+            <w:r>
+              <w:rPr>
+                <w:color w:val="141820"/>
+                <w:sz w:val="16"/>
+              </w:rPr>
+              <w:t>3.921%</w:t>
+            </w:r>
+          </w:p>
+        </w:tc>
+        <w:tc>
+          <w:tcPr>
+            <w:tcW w:type="dxa" w:w="1944"/>
+          </w:tcPr>
+          <w:p>
+            <w:pPr>
+              <w:spacing w:after="20" w:before="20"/>
+            </w:pPr>
+            <w:r/>
+            <w:r>
+              <w:rPr>
+                <w:color w:val="141820"/>
+                <w:sz w:val="16"/>
+              </w:rPr>
+              <w:t>3.837% – 4.007%</w:t>
+            </w:r>
+          </w:p>
+        </w:tc>
+        <w:tc>
+          <w:tcPr>
+            <w:tcW w:type="dxa" w:w="1224"/>
+          </w:tcPr>
+          <w:p>
+            <w:pPr>
+              <w:spacing w:after="20" w:before="20"/>
+              <w:jc w:val="right"/>
+            </w:pPr>
+            <w:r/>
+            <w:r>
+              <w:rPr>
+                <w:color w:val="B13630"/>
+                <w:sz w:val="16"/>
+              </w:rPr>
+              <w:t>9.1%</w:t>
+            </w:r>
+          </w:p>
+        </w:tc>
+        <w:tc>
+          <w:tcPr>
+            <w:tcW w:type="dxa" w:w="1224"/>
+          </w:tcPr>
+          <w:p>
+            <w:pPr>
+              <w:spacing w:after="20" w:before="20"/>
+              <w:jc w:val="right"/>
+            </w:pPr>
+            <w:r/>
+            <w:r>
+              <w:rPr>
+                <w:color w:val="141820"/>
+                <w:sz w:val="16"/>
+              </w:rPr>
+              <w:t>42,903</w:t>
+            </w:r>
+          </w:p>
+        </w:tc>
+      </w:tr>
+      <w:tr>
+        <w:tc>
+          <w:tcPr>
+            <w:tcW w:type="dxa" w:w="1656"/>
+            <w:shd w:val="clear" w:fill="FAF8F5"/>
+          </w:tcPr>
+          <w:p>
+            <w:pPr>
+              <w:spacing w:after="20" w:before="20"/>
+            </w:pPr>
+            <w:r/>
+            <w:r>
+              <w:rPr>
+                <w:color w:val="141820"/>
+                <w:sz w:val="16"/>
+              </w:rPr>
+              <w:t>0.40</w:t>
+            </w:r>
+          </w:p>
+        </w:tc>
+        <w:tc>
+          <w:tcPr>
+            <w:tcW w:type="dxa" w:w="1152"/>
+            <w:shd w:val="clear" w:fill="FAF8F5"/>
+          </w:tcPr>
+          <w:p>
+            <w:pPr>
+              <w:spacing w:after="20" w:before="20"/>
+              <w:jc w:val="right"/>
+            </w:pPr>
+            <w:r/>
+            <w:r>
+              <w:rPr>
+                <w:color w:val="0F7A52"/>
+                <w:sz w:val="16"/>
+              </w:rPr>
+              <w:t>71.92%</w:t>
+            </w:r>
+          </w:p>
+        </w:tc>
+        <w:tc>
+          <w:tcPr>
+            <w:tcW w:type="dxa" w:w="1440"/>
+            <w:shd w:val="clear" w:fill="FAF8F5"/>
+          </w:tcPr>
+          <w:p>
+            <w:pPr>
+              <w:spacing w:after="20" w:before="20"/>
+              <w:jc w:val="right"/>
+            </w:pPr>
+            <w:r/>
+            <w:r>
+              <w:rPr>
+                <w:color w:val="141820"/>
+                <w:sz w:val="16"/>
+              </w:rPr>
+              <w:t>1.599%</w:t>
+            </w:r>
+          </w:p>
+        </w:tc>
+        <w:tc>
+          <w:tcPr>
+            <w:tcW w:type="dxa" w:w="1944"/>
+            <w:shd w:val="clear" w:fill="FAF8F5"/>
+          </w:tcPr>
+          <w:p>
+            <w:pPr>
+              <w:spacing w:after="20" w:before="20"/>
+            </w:pPr>
+            <w:r/>
+            <w:r>
+              <w:rPr>
+                <w:color w:val="141820"/>
+                <w:sz w:val="16"/>
+              </w:rPr>
+              <w:t>1.544% – 1.654%</w:t>
+            </w:r>
+          </w:p>
+        </w:tc>
+        <w:tc>
+          <w:tcPr>
+            <w:tcW w:type="dxa" w:w="1224"/>
+            <w:shd w:val="clear" w:fill="FAF8F5"/>
+          </w:tcPr>
+          <w:p>
+            <w:pPr>
+              <w:spacing w:after="20" w:before="20"/>
+              <w:jc w:val="right"/>
+            </w:pPr>
+            <w:r/>
+            <w:r>
+              <w:rPr>
+                <w:color w:val="B13630"/>
+                <w:sz w:val="16"/>
+              </w:rPr>
+              <w:t>18.4%</w:t>
+            </w:r>
+          </w:p>
+        </w:tc>
+        <w:tc>
+          <w:tcPr>
+            <w:tcW w:type="dxa" w:w="1224"/>
+            <w:shd w:val="clear" w:fill="FAF8F5"/>
+          </w:tcPr>
+          <w:p>
+            <w:pPr>
+              <w:spacing w:after="20" w:before="20"/>
+              <w:jc w:val="right"/>
+            </w:pPr>
+            <w:r/>
+            <w:r>
+              <w:rPr>
+                <w:color w:val="141820"/>
+                <w:sz w:val="16"/>
+              </w:rPr>
+              <w:t>19,501</w:t>
+            </w:r>
+          </w:p>
+        </w:tc>
+      </w:tr>
+      <w:tr>
+        <w:tc>
+          <w:tcPr>
+            <w:tcW w:type="dxa" w:w="1656"/>
+          </w:tcPr>
+          <w:p>
+            <w:pPr>
+              <w:spacing w:after="20" w:before="20"/>
+            </w:pPr>
+            <w:r/>
+            <w:r>
+              <w:rPr>
+                <w:color w:val="141820"/>
+                <w:sz w:val="16"/>
+              </w:rPr>
+              <w:t>0.45</w:t>
+            </w:r>
+          </w:p>
+        </w:tc>
+        <w:tc>
+          <w:tcPr>
+            <w:tcW w:type="dxa" w:w="1152"/>
+          </w:tcPr>
+          <w:p>
+            <w:pPr>
+              <w:spacing w:after="20" w:before="20"/>
+              <w:jc w:val="right"/>
+            </w:pPr>
+            <w:r/>
+            <w:r>
+              <w:rPr>
+                <w:color w:val="0F7A52"/>
+                <w:sz w:val="16"/>
+              </w:rPr>
+              <w:t>68.74%</w:t>
+            </w:r>
+          </w:p>
+        </w:tc>
+        <w:tc>
+          <w:tcPr>
+            <w:tcW w:type="dxa" w:w="1440"/>
+          </w:tcPr>
+          <w:p>
+            <w:pPr>
+              <w:spacing w:after="20" w:before="20"/>
+              <w:jc w:val="right"/>
+            </w:pPr>
+            <w:r/>
+            <w:r>
+              <w:rPr>
+                <w:color w:val="141820"/>
+                <w:sz w:val="16"/>
+              </w:rPr>
+              <w:t>1.353%</w:t>
+            </w:r>
+          </w:p>
+        </w:tc>
+        <w:tc>
+          <w:tcPr>
+            <w:tcW w:type="dxa" w:w="1944"/>
+          </w:tcPr>
+          <w:p>
+            <w:pPr>
+              <w:spacing w:after="20" w:before="20"/>
+            </w:pPr>
+            <w:r/>
+            <w:r>
+              <w:rPr>
+                <w:color w:val="141820"/>
+                <w:sz w:val="16"/>
+              </w:rPr>
+              <w:t>1.303% – 1.404%</w:t>
+            </w:r>
+          </w:p>
+        </w:tc>
+        <w:tc>
+          <w:tcPr>
+            <w:tcW w:type="dxa" w:w="1224"/>
+          </w:tcPr>
+          <w:p>
+            <w:pPr>
+              <w:spacing w:after="20" w:before="20"/>
+              <w:jc w:val="right"/>
+            </w:pPr>
+            <w:r/>
+            <w:r>
+              <w:rPr>
+                <w:color w:val="B13630"/>
+                <w:sz w:val="16"/>
+              </w:rPr>
+              <w:t>20.3%</w:t>
+            </w:r>
+          </w:p>
+        </w:tc>
+        <w:tc>
+          <w:tcPr>
+            <w:tcW w:type="dxa" w:w="1224"/>
+          </w:tcPr>
+          <w:p>
+            <w:pPr>
+              <w:spacing w:after="20" w:before="20"/>
+              <w:jc w:val="right"/>
+            </w:pPr>
+            <w:r/>
+            <w:r>
+              <w:rPr>
+                <w:color w:val="141820"/>
+                <w:sz w:val="16"/>
+              </w:rPr>
+              <w:t>16,894</w:t>
+            </w:r>
+          </w:p>
+        </w:tc>
+      </w:tr>
+      <w:tr>
+        <w:tc>
+          <w:tcPr>
+            <w:tcW w:type="dxa" w:w="1656"/>
+            <w:shd w:val="clear" w:fill="FAF8F5"/>
+          </w:tcPr>
+          <w:p>
+            <w:pPr>
+              <w:spacing w:after="20" w:before="20"/>
+            </w:pPr>
+            <w:r/>
+            <w:r>
+              <w:rPr>
+                <w:color w:val="141820"/>
+                <w:sz w:val="16"/>
+              </w:rPr>
+              <w:t>0.50  (shipped)</w:t>
+            </w:r>
+          </w:p>
+        </w:tc>
+        <w:tc>
+          <w:tcPr>
+            <w:tcW w:type="dxa" w:w="1152"/>
+            <w:shd w:val="clear" w:fill="FAF8F5"/>
+          </w:tcPr>
+          <w:p>
+            <w:pPr>
+              <w:spacing w:after="20" w:before="20"/>
+              <w:jc w:val="right"/>
+            </w:pPr>
+            <w:r/>
+            <w:r>
+              <w:rPr>
+                <w:color w:val="C26A0C"/>
+                <w:sz w:val="16"/>
+              </w:rPr>
+              <w:t>60.46%</w:t>
+            </w:r>
+          </w:p>
+        </w:tc>
+        <w:tc>
+          <w:tcPr>
+            <w:tcW w:type="dxa" w:w="1440"/>
+            <w:shd w:val="clear" w:fill="FAF8F5"/>
+          </w:tcPr>
+          <w:p>
+            <w:pPr>
+              <w:spacing w:after="20" w:before="20"/>
+              <w:jc w:val="right"/>
+            </w:pPr>
+            <w:r/>
+            <w:r>
+              <w:rPr>
+                <w:color w:val="141820"/>
+                <w:sz w:val="16"/>
+              </w:rPr>
+              <w:t>0.703%</w:t>
+            </w:r>
+          </w:p>
+        </w:tc>
+        <w:tc>
+          <w:tcPr>
+            <w:tcW w:type="dxa" w:w="1944"/>
+            <w:shd w:val="clear" w:fill="FAF8F5"/>
+          </w:tcPr>
+          <w:p>
+            <w:pPr>
+              <w:spacing w:after="20" w:before="20"/>
+            </w:pPr>
+            <w:r/>
+            <w:r>
+              <w:rPr>
+                <w:color w:val="141820"/>
+                <w:sz w:val="16"/>
+              </w:rPr>
+              <w:t>0.667% – 0.741%</w:t>
+            </w:r>
+          </w:p>
+        </w:tc>
+        <w:tc>
+          <w:tcPr>
+            <w:tcW w:type="dxa" w:w="1224"/>
+            <w:shd w:val="clear" w:fill="FAF8F5"/>
+          </w:tcPr>
+          <w:p>
+            <w:pPr>
+              <w:spacing w:after="20" w:before="20"/>
+              <w:jc w:val="right"/>
+            </w:pPr>
+            <w:r/>
+            <w:r>
+              <w:rPr>
+                <w:color w:val="B13630"/>
+                <w:sz w:val="16"/>
+              </w:rPr>
+              <w:t>30.2%</w:t>
+            </w:r>
+          </w:p>
+        </w:tc>
+        <w:tc>
+          <w:tcPr>
+            <w:tcW w:type="dxa" w:w="1224"/>
+            <w:shd w:val="clear" w:fill="FAF8F5"/>
+          </w:tcPr>
+          <w:p>
+            <w:pPr>
+              <w:spacing w:after="20" w:before="20"/>
+              <w:jc w:val="right"/>
+            </w:pPr>
+            <w:r/>
+            <w:r>
+              <w:rPr>
+                <w:color w:val="141820"/>
+                <w:sz w:val="16"/>
+              </w:rPr>
+              <w:t>10,018</w:t>
+            </w:r>
+          </w:p>
+        </w:tc>
+      </w:tr>
+      <w:tr>
+        <w:tc>
+          <w:tcPr>
+            <w:tcW w:type="dxa" w:w="1656"/>
+          </w:tcPr>
+          <w:p>
+            <w:pPr>
+              <w:spacing w:after="20" w:before="20"/>
+            </w:pPr>
+            <w:r/>
+            <w:r>
+              <w:rPr>
+                <w:color w:val="141820"/>
+                <w:sz w:val="16"/>
+              </w:rPr>
+              <w:t>0.55</w:t>
+            </w:r>
+          </w:p>
+        </w:tc>
+        <w:tc>
+          <w:tcPr>
+            <w:tcW w:type="dxa" w:w="1152"/>
+          </w:tcPr>
+          <w:p>
+            <w:pPr>
+              <w:spacing w:after="20" w:before="20"/>
+              <w:jc w:val="right"/>
+            </w:pPr>
+            <w:r/>
+            <w:r>
+              <w:rPr>
+                <w:color w:val="C26A0C"/>
+                <w:sz w:val="16"/>
+              </w:rPr>
+              <w:t>54.56%</w:t>
+            </w:r>
+          </w:p>
+        </w:tc>
+        <w:tc>
+          <w:tcPr>
+            <w:tcW w:type="dxa" w:w="1440"/>
+          </w:tcPr>
+          <w:p>
+            <w:pPr>
+              <w:spacing w:after="20" w:before="20"/>
+              <w:jc w:val="right"/>
+            </w:pPr>
+            <w:r/>
+            <w:r>
+              <w:rPr>
+                <w:color w:val="141820"/>
+                <w:sz w:val="16"/>
+              </w:rPr>
+              <w:t>0.214%</w:t>
+            </w:r>
+          </w:p>
+        </w:tc>
+        <w:tc>
+          <w:tcPr>
+            <w:tcW w:type="dxa" w:w="1944"/>
+          </w:tcPr>
+          <w:p>
+            <w:pPr>
+              <w:spacing w:after="20" w:before="20"/>
+            </w:pPr>
+            <w:r/>
+            <w:r>
+              <w:rPr>
+                <w:color w:val="141820"/>
+                <w:sz w:val="16"/>
+              </w:rPr>
+              <w:t>0.195% – 0.235%</w:t>
+            </w:r>
+          </w:p>
+        </w:tc>
+        <w:tc>
+          <w:tcPr>
+            <w:tcW w:type="dxa" w:w="1224"/>
+          </w:tcPr>
+          <w:p>
+            <w:pPr>
+              <w:spacing w:after="20" w:before="20"/>
+              <w:jc w:val="right"/>
+            </w:pPr>
+            <w:r/>
+            <w:r>
+              <w:rPr>
+                <w:color w:val="C26A0C"/>
+                <w:sz w:val="16"/>
+              </w:rPr>
+              <w:t>56.2%</w:t>
+            </w:r>
+          </w:p>
+        </w:tc>
+        <w:tc>
+          <w:tcPr>
+            <w:tcW w:type="dxa" w:w="1224"/>
+          </w:tcPr>
+          <w:p>
+            <w:pPr>
+              <w:spacing w:after="20" w:before="20"/>
+              <w:jc w:val="right"/>
+            </w:pPr>
+            <w:r/>
+            <w:r>
+              <w:rPr>
+                <w:color w:val="141820"/>
+                <w:sz w:val="16"/>
+              </w:rPr>
+              <w:t>4,857</w:t>
+            </w:r>
+          </w:p>
+        </w:tc>
+      </w:tr>
+      <w:tr>
+        <w:tc>
+          <w:tcPr>
+            <w:tcW w:type="dxa" w:w="1656"/>
+            <w:shd w:val="clear" w:fill="FAF8F5"/>
+          </w:tcPr>
+          <w:p>
+            <w:pPr>
+              <w:spacing w:after="20" w:before="20"/>
+            </w:pPr>
+            <w:r/>
+            <w:r>
+              <w:rPr>
+                <w:color w:val="141820"/>
+                <w:sz w:val="16"/>
+              </w:rPr>
+              <w:t>0.60</w:t>
+            </w:r>
+          </w:p>
+        </w:tc>
+        <w:tc>
+          <w:tcPr>
+            <w:tcW w:type="dxa" w:w="1152"/>
+            <w:shd w:val="clear" w:fill="FAF8F5"/>
+          </w:tcPr>
+          <w:p>
+            <w:pPr>
+              <w:spacing w:after="20" w:before="20"/>
+              <w:jc w:val="right"/>
+            </w:pPr>
+            <w:r/>
+            <w:r>
+              <w:rPr>
+                <w:color w:val="C26A0C"/>
+                <w:sz w:val="16"/>
+              </w:rPr>
+              <w:t>46.89%</w:t>
+            </w:r>
+          </w:p>
+        </w:tc>
+        <w:tc>
+          <w:tcPr>
+            <w:tcW w:type="dxa" w:w="1440"/>
+            <w:shd w:val="clear" w:fill="FAF8F5"/>
+          </w:tcPr>
+          <w:p>
+            <w:pPr>
+              <w:spacing w:after="20" w:before="20"/>
+              <w:jc w:val="right"/>
+            </w:pPr>
+            <w:r/>
+            <w:r>
+              <w:rPr>
+                <w:color w:val="141820"/>
+                <w:sz w:val="16"/>
+              </w:rPr>
+              <w:t>0.073%</w:t>
+            </w:r>
+          </w:p>
+        </w:tc>
+        <w:tc>
+          <w:tcPr>
+            <w:tcW w:type="dxa" w:w="1944"/>
+            <w:shd w:val="clear" w:fill="FAF8F5"/>
+          </w:tcPr>
+          <w:p>
+            <w:pPr>
+              <w:spacing w:after="20" w:before="20"/>
+            </w:pPr>
+            <w:r/>
+            <w:r>
+              <w:rPr>
+                <w:color w:val="141820"/>
+                <w:sz w:val="16"/>
+              </w:rPr>
+              <w:t>0.063% – 0.086%</w:t>
+            </w:r>
+          </w:p>
+        </w:tc>
+        <w:tc>
+          <w:tcPr>
+            <w:tcW w:type="dxa" w:w="1224"/>
+            <w:shd w:val="clear" w:fill="FAF8F5"/>
+          </w:tcPr>
+          <w:p>
+            <w:pPr>
+              <w:spacing w:after="20" w:before="20"/>
+              <w:jc w:val="right"/>
+            </w:pPr>
+            <w:r/>
+            <w:r>
+              <w:rPr>
+                <w:color w:val="0F7A52"/>
+                <w:sz w:val="16"/>
+              </w:rPr>
+              <w:t>76.2%</w:t>
+            </w:r>
+          </w:p>
+        </w:tc>
+        <w:tc>
+          <w:tcPr>
+            <w:tcW w:type="dxa" w:w="1224"/>
+            <w:shd w:val="clear" w:fill="FAF8F5"/>
+          </w:tcPr>
+          <w:p>
+            <w:pPr>
+              <w:spacing w:after="20" w:before="20"/>
+              <w:jc w:val="right"/>
+            </w:pPr>
+            <w:r/>
+            <w:r>
+              <w:rPr>
+                <w:color w:val="141820"/>
+                <w:sz w:val="16"/>
+              </w:rPr>
+              <w:t>3,076</w:t>
+            </w:r>
+          </w:p>
+        </w:tc>
+      </w:tr>
+      <w:tr>
+        <w:tc>
+          <w:tcPr>
+            <w:tcW w:type="dxa" w:w="1656"/>
+          </w:tcPr>
+          <w:p>
+            <w:pPr>
+              <w:spacing w:after="20" w:before="20"/>
+            </w:pPr>
+            <w:r/>
+            <w:r>
+              <w:rPr>
+                <w:color w:val="141820"/>
+                <w:sz w:val="16"/>
+              </w:rPr>
+              <w:t>0.65</w:t>
+            </w:r>
+          </w:p>
+        </w:tc>
+        <w:tc>
+          <w:tcPr>
+            <w:tcW w:type="dxa" w:w="1152"/>
+          </w:tcPr>
+          <w:p>
+            <w:pPr>
+              <w:spacing w:after="20" w:before="20"/>
+              <w:jc w:val="right"/>
+            </w:pPr>
+            <w:r/>
+            <w:r>
+              <w:rPr>
+                <w:color w:val="C26A0C"/>
+                <w:sz w:val="16"/>
+              </w:rPr>
+              <w:t>38.80%</w:t>
+            </w:r>
+          </w:p>
+        </w:tc>
+        <w:tc>
+          <w:tcPr>
+            <w:tcW w:type="dxa" w:w="1440"/>
+          </w:tcPr>
+          <w:p>
+            <w:pPr>
+              <w:spacing w:after="20" w:before="20"/>
+              <w:jc w:val="right"/>
+            </w:pPr>
+            <w:r/>
+            <w:r>
+              <w:rPr>
+                <w:color w:val="141820"/>
+                <w:sz w:val="16"/>
+              </w:rPr>
+              <w:t>0.052%</w:t>
+            </w:r>
+          </w:p>
+        </w:tc>
+        <w:tc>
+          <w:tcPr>
+            <w:tcW w:type="dxa" w:w="1944"/>
+          </w:tcPr>
+          <w:p>
+            <w:pPr>
+              <w:spacing w:after="20" w:before="20"/>
+            </w:pPr>
+            <w:r/>
+            <w:r>
+              <w:rPr>
+                <w:color w:val="141820"/>
+                <w:sz w:val="16"/>
+              </w:rPr>
+              <w:t>0.043% – 0.063%</w:t>
+            </w:r>
+          </w:p>
+        </w:tc>
+        <w:tc>
+          <w:tcPr>
+            <w:tcW w:type="dxa" w:w="1224"/>
+          </w:tcPr>
+          <w:p>
+            <w:pPr>
+              <w:spacing w:after="20" w:before="20"/>
+              <w:jc w:val="right"/>
+            </w:pPr>
+            <w:r/>
+            <w:r>
+              <w:rPr>
+                <w:color w:val="0F7A52"/>
+                <w:sz w:val="16"/>
+              </w:rPr>
+              <w:t>78.9%</w:t>
+            </w:r>
+          </w:p>
+        </w:tc>
+        <w:tc>
+          <w:tcPr>
+            <w:tcW w:type="dxa" w:w="1224"/>
+          </w:tcPr>
+          <w:p>
+            <w:pPr>
+              <w:spacing w:after="20" w:before="20"/>
+              <w:jc w:val="right"/>
+            </w:pPr>
+            <w:r/>
+            <w:r>
+              <w:rPr>
+                <w:color w:val="141820"/>
+                <w:sz w:val="16"/>
+              </w:rPr>
+              <w:t>2,457</w:t>
+            </w:r>
+          </w:p>
+        </w:tc>
+      </w:tr>
+      <w:tr>
+        <w:tc>
+          <w:tcPr>
+            <w:tcW w:type="dxa" w:w="1656"/>
+            <w:shd w:val="clear" w:fill="FAF8F5"/>
+          </w:tcPr>
+          <w:p>
+            <w:pPr>
+              <w:spacing w:after="20" w:before="20"/>
+            </w:pPr>
+            <w:r/>
+            <w:r>
+              <w:rPr>
+                <w:color w:val="141820"/>
+                <w:sz w:val="16"/>
+              </w:rPr>
+              <w:t>0.70</w:t>
+            </w:r>
+          </w:p>
+        </w:tc>
+        <w:tc>
+          <w:tcPr>
+            <w:tcW w:type="dxa" w:w="1152"/>
+            <w:shd w:val="clear" w:fill="FAF8F5"/>
+          </w:tcPr>
+          <w:p>
+            <w:pPr>
+              <w:spacing w:after="20" w:before="20"/>
+              <w:jc w:val="right"/>
+            </w:pPr>
+            <w:r/>
+            <w:r>
+              <w:rPr>
+                <w:color w:val="B13630"/>
+                <w:sz w:val="16"/>
+              </w:rPr>
+              <w:t>31.49%</w:t>
+            </w:r>
+          </w:p>
+        </w:tc>
+        <w:tc>
+          <w:tcPr>
+            <w:tcW w:type="dxa" w:w="1440"/>
+            <w:shd w:val="clear" w:fill="FAF8F5"/>
+          </w:tcPr>
+          <w:p>
+            <w:pPr>
+              <w:spacing w:after="20" w:before="20"/>
+              <w:jc w:val="right"/>
+            </w:pPr>
+            <w:r/>
+            <w:r>
+              <w:rPr>
+                <w:color w:val="141820"/>
+                <w:sz w:val="16"/>
+              </w:rPr>
+              <w:t>0.015%</w:t>
+            </w:r>
+          </w:p>
+        </w:tc>
+        <w:tc>
+          <w:tcPr>
+            <w:tcW w:type="dxa" w:w="1944"/>
+            <w:shd w:val="clear" w:fill="FAF8F5"/>
+          </w:tcPr>
+          <w:p>
+            <w:pPr>
+              <w:spacing w:after="20" w:before="20"/>
+            </w:pPr>
+            <w:r/>
+            <w:r>
+              <w:rPr>
+                <w:color w:val="141820"/>
+                <w:sz w:val="16"/>
+              </w:rPr>
+              <w:t>0.011% – 0.022%</w:t>
+            </w:r>
+          </w:p>
+        </w:tc>
+        <w:tc>
+          <w:tcPr>
+            <w:tcW w:type="dxa" w:w="1224"/>
+            <w:shd w:val="clear" w:fill="FAF8F5"/>
+          </w:tcPr>
+          <w:p>
+            <w:pPr>
+              <w:spacing w:after="20" w:before="20"/>
+              <w:jc w:val="right"/>
+            </w:pPr>
+            <w:r/>
+            <w:r>
+              <w:rPr>
+                <w:color w:val="0F7A52"/>
+                <w:sz w:val="16"/>
+              </w:rPr>
+              <w:t>91.1%</w:t>
+            </w:r>
+          </w:p>
+        </w:tc>
+        <w:tc>
+          <w:tcPr>
+            <w:tcW w:type="dxa" w:w="1224"/>
+            <w:shd w:val="clear" w:fill="FAF8F5"/>
+          </w:tcPr>
+          <w:p>
+            <w:pPr>
+              <w:spacing w:after="20" w:before="20"/>
+              <w:jc w:val="right"/>
+            </w:pPr>
+            <w:r/>
+            <w:r>
+              <w:rPr>
+                <w:color w:val="141820"/>
+                <w:sz w:val="16"/>
+              </w:rPr>
+              <w:t>1,729</w:t>
+            </w:r>
+          </w:p>
+        </w:tc>
+      </w:tr>
+      <w:tr>
+        <w:tc>
+          <w:tcPr>
+            <w:tcW w:type="dxa" w:w="1656"/>
+          </w:tcPr>
+          <w:p>
+            <w:pPr>
+              <w:spacing w:after="20" w:before="20"/>
+            </w:pPr>
+            <w:r/>
+            <w:r>
+              <w:rPr>
+                <w:color w:val="141820"/>
+                <w:sz w:val="16"/>
+              </w:rPr>
+              <w:t>0.75</w:t>
+            </w:r>
+          </w:p>
+        </w:tc>
+        <w:tc>
+          <w:tcPr>
+            <w:tcW w:type="dxa" w:w="1152"/>
+          </w:tcPr>
+          <w:p>
+            <w:pPr>
+              <w:spacing w:after="20" w:before="20"/>
+              <w:jc w:val="right"/>
+            </w:pPr>
+            <w:r/>
+            <w:r>
+              <w:rPr>
+                <w:color w:val="B13630"/>
+                <w:sz w:val="16"/>
+              </w:rPr>
+              <w:t>26.42%</w:t>
+            </w:r>
+          </w:p>
+        </w:tc>
+        <w:tc>
+          <w:tcPr>
+            <w:tcW w:type="dxa" w:w="1440"/>
+          </w:tcPr>
+          <w:p>
+            <w:pPr>
+              <w:spacing w:after="20" w:before="20"/>
+              <w:jc w:val="right"/>
+            </w:pPr>
+            <w:r/>
+            <w:r>
+              <w:rPr>
+                <w:color w:val="141820"/>
+                <w:sz w:val="16"/>
+              </w:rPr>
+              <w:t>0.003%</w:t>
+            </w:r>
+          </w:p>
+        </w:tc>
+        <w:tc>
+          <w:tcPr>
+            <w:tcW w:type="dxa" w:w="1944"/>
+          </w:tcPr>
+          <w:p>
+            <w:pPr>
+              <w:spacing w:after="20" w:before="20"/>
+            </w:pPr>
+            <w:r/>
+            <w:r>
+              <w:rPr>
+                <w:color w:val="141820"/>
+                <w:sz w:val="16"/>
+              </w:rPr>
+              <w:t>0.001% – 0.006%</w:t>
+            </w:r>
+          </w:p>
+        </w:tc>
+        <w:tc>
+          <w:tcPr>
+            <w:tcW w:type="dxa" w:w="1224"/>
+          </w:tcPr>
+          <w:p>
+            <w:pPr>
+              <w:spacing w:after="20" w:before="20"/>
+              <w:jc w:val="right"/>
+            </w:pPr>
+            <w:r/>
+            <w:r>
+              <w:rPr>
+                <w:color w:val="0F7A52"/>
+                <w:sz w:val="16"/>
+              </w:rPr>
+              <w:t>98.2%</w:t>
+            </w:r>
+          </w:p>
+        </w:tc>
+        <w:tc>
+          <w:tcPr>
+            <w:tcW w:type="dxa" w:w="1224"/>
+          </w:tcPr>
+          <w:p>
+            <w:pPr>
+              <w:spacing w:after="20" w:before="20"/>
+              <w:jc w:val="right"/>
+            </w:pPr>
+            <w:r/>
+            <w:r>
+              <w:rPr>
+                <w:color w:val="141820"/>
+                <w:sz w:val="16"/>
+              </w:rPr>
+              <w:t>1,346</w:t>
+            </w:r>
+          </w:p>
+        </w:tc>
+      </w:tr>
+    </w:tbl>
+    <w:p>
+      <w:pPr>
+        <w:spacing w:after="40"/>
+      </w:pPr>
+    </w:p>
+    <w:p>
+      <w:pPr>
+        <w:spacing w:after="240"/>
+      </w:pPr>
+      <w:r>
+        <w:rPr>
+          <w:b w:val="0"/>
+          <w:i/>
+          <w:color w:val="555D6B"/>
+          <w:sz w:val="17"/>
+        </w:rPr>
+        <w:t>Moving review from 0.50 to 0.60 cuts false positives roughly ninefold and takes precision from 30% to 76%, giving up 14% of recall to do it. Which row is right is a business decision about the cost of friction against the cost of loss, and the system is built to present it as one.</w:t>
+      </w:r>
+    </w:p>
+    <w:p>
+      <w:r>
+        <w:rPr>
+          <w:b/>
+          <w:i w:val="0"/>
+          <w:color w:val="141820"/>
+          <w:sz w:val="21"/>
+        </w:rPr>
+        <w:t xml:space="preserve">What is still not established. </w:t>
+      </w:r>
+      <w:r>
+        <w:rPr>
+          <w:b w:val="0"/>
+          <w:i w:val="0"/>
+          <w:color w:val="141820"/>
+          <w:sz w:val="21"/>
+        </w:rPr>
+        <w:t>All of the above is measured on synthetic legitimate traffic generated from the 10-account population. Sample size and base-rate arithmetic are fixed; the distribution is not. The legitimate distribution is the part most likely to move against production data, and confirming these numbers needs labelled historical authorisations.</w:t>
       </w:r>
     </w:p>
     <w:tbl>
@@ -11992,7 +13371,7 @@
                 <w:color w:val="141820"/>
                 <w:sz w:val="18"/>
               </w:rPr>
-              <w:t>Re-measure against labelled historical authorisations. Expect recall to fall and the false-positive rate to rise; the relative ordering of vectors is the transferable result, not the absolute rates.</w:t>
+              <w:t>Re-measure against labelled historical authorisations. The legitimate distribution is the part most likely to move; the relative ordering of vectors is the transferable result, not the absolute rates.</w:t>
             </w:r>
           </w:p>
         </w:tc>
@@ -12032,7 +13411,7 @@
                 <w:color w:val="141820"/>
                 <w:sz w:val="18"/>
               </w:rPr>
-              <w:t>Real fraud runs well under 1% of volume. At that base rate a 0.33% false-positive rate still produces more false alarms than true ones, so thresholds must be set on precision at volume, not on recall.</w:t>
+              <w:t>Now measured rather than flagged: at a 0.5% base rate the detector is right 30% of the time, not 99%. Thresholds have to be set on precision at volume, and the operating table above is how.</w:t>
             </w:r>
           </w:p>
         </w:tc>
@@ -12574,7 +13953,7 @@
                 <w:color w:val="141820"/>
                 <w:sz w:val="17"/>
               </w:rPr>
-              <w:t>Production false-positive rate</w:t>
+              <w:t>False-positive rate, measured properly</w:t>
             </w:r>
           </w:p>
         </w:tc>
@@ -12593,7 +13972,122 @@
                 <w:color w:val="141820"/>
                 <w:sz w:val="17"/>
               </w:rPr>
-              <w:t>Not measured against real traffic</w:t>
+              <w:t>0.703% on 200,000 legitimate payments, 95% CI 0.667% to 0.741%</w:t>
+            </w:r>
+          </w:p>
+        </w:tc>
+        <w:tc>
+          <w:tcPr>
+            <w:tcW w:type="dxa" w:w="2160"/>
+            <w:shd w:val="clear" w:fill="FAF8F5"/>
+          </w:tcPr>
+          <w:p>
+            <w:pPr>
+              <w:spacing w:after="20" w:before="20"/>
+            </w:pPr>
+            <w:r/>
+            <w:r>
+              <w:rPr>
+                <w:color w:val="C26A0C"/>
+                <w:sz w:val="17"/>
+              </w:rPr>
+              <w:t>Demonstrated, synthetic corpus</w:t>
+            </w:r>
+          </w:p>
+        </w:tc>
+      </w:tr>
+      <w:tr>
+        <w:tc>
+          <w:tcPr>
+            <w:tcW w:type="dxa" w:w="3024"/>
+          </w:tcPr>
+          <w:p>
+            <w:pPr>
+              <w:spacing w:after="20" w:before="20"/>
+            </w:pPr>
+            <w:r/>
+            <w:r>
+              <w:rPr>
+                <w:color w:val="141820"/>
+                <w:sz w:val="17"/>
+              </w:rPr>
+              <w:t>Precision at a realistic base rate</w:t>
+            </w:r>
+          </w:p>
+        </w:tc>
+        <w:tc>
+          <w:tcPr>
+            <w:tcW w:type="dxa" w:w="4320"/>
+          </w:tcPr>
+          <w:p>
+            <w:pPr>
+              <w:spacing w:after="20" w:before="20"/>
+            </w:pPr>
+            <w:r/>
+            <w:r>
+              <w:rPr>
+                <w:color w:val="141820"/>
+                <w:sz w:val="17"/>
+              </w:rPr>
+              <w:t>30.2% at a 0.5% fraud rate, with the operating curve</w:t>
+            </w:r>
+          </w:p>
+        </w:tc>
+        <w:tc>
+          <w:tcPr>
+            <w:tcW w:type="dxa" w:w="2160"/>
+          </w:tcPr>
+          <w:p>
+            <w:pPr>
+              <w:spacing w:after="20" w:before="20"/>
+            </w:pPr>
+            <w:r/>
+            <w:r>
+              <w:rPr>
+                <w:color w:val="C26A0C"/>
+                <w:sz w:val="17"/>
+              </w:rPr>
+              <w:t>Demonstrated, synthetic corpus</w:t>
+            </w:r>
+          </w:p>
+        </w:tc>
+      </w:tr>
+      <w:tr>
+        <w:tc>
+          <w:tcPr>
+            <w:tcW w:type="dxa" w:w="3024"/>
+            <w:shd w:val="clear" w:fill="FAF8F5"/>
+          </w:tcPr>
+          <w:p>
+            <w:pPr>
+              <w:spacing w:after="20" w:before="20"/>
+            </w:pPr>
+            <w:r/>
+            <w:r>
+              <w:rPr>
+                <w:color w:val="141820"/>
+                <w:sz w:val="17"/>
+              </w:rPr>
+              <w:t>Production false-positive rate</w:t>
+            </w:r>
+          </w:p>
+        </w:tc>
+        <w:tc>
+          <w:tcPr>
+            <w:tcW w:type="dxa" w:w="4320"/>
+            <w:shd w:val="clear" w:fill="FAF8F5"/>
+          </w:tcPr>
+          <w:p>
+            <w:pPr>
+              <w:spacing w:after="20" w:before="20"/>
+            </w:pPr>
+            <w:r/>
+            <w:r>
+              <w:rPr>
+                <w:color w:val="141820"/>
+                <w:sz w:val="17"/>
+              </w:rPr>
+              <w:t>Needs real traffic to confirm the legitimate distribution</w:t>
             </w:r>
           </w:p>
         </w:tc>
@@ -12706,7 +14200,7 @@
           <w:color w:val="141820"/>
           <w:sz w:val="21"/>
         </w:rPr>
-        <w:t>is narrower than "we detect GenAI fraud" and more useful: against attacks shaped to sit under fixed thresholds, per-account context recovers 37.3% of recall that static rules cannot reach at any threshold setting, and mining what the detector missed recovers another 22.0% on top. The vectors where that fails are named, the artifacts that do not work are named, and the corpus it was measured on is stated. Those limits are the part that makes the rest worth reading.</w:t>
+        <w:t>is narrower than "we detect GenAI fraud" and more useful: against attacks shaped to sit under fixed thresholds, per-account context recovers 37.3% of recall that static rules cannot reach at any threshold setting, at a measured 0.703% false-positive rate, and mining what the detector missed recovers another 22.0% on top. The vectors where that fails are named, the artifacts that do not work are named, and the corpus it was measured on is stated. Those limits are the part that makes the rest worth reading.</w:t>
       </w:r>
     </w:p>
     <w:sectPr>

--- a/FraudForge-Approach.docx
+++ b/FraudForge-Approach.docx
@@ -137,7 +137,7 @@
           <w:color w:val="141820"/>
           <w:sz w:val="21"/>
         </w:rPr>
-        <w:t>The Red Team plans and sequences attacks against synthetic accounts. The Blue Team scores every resulting payment twice — once with flat threshold rules, once against that account’s own behavioural baseline — and the difference between them is the measurement. The loop is:</w:t>
+        <w:t>The Red Team plans and sequences attacks against synthetic accounts. The Blue Team scores every resulting payment twice: once with flat threshold rules, once against that account’s own behavioural baseline. The difference between them is the measurement. The loop is:</w:t>
       </w:r>
     </w:p>
     <w:p>
@@ -1289,7 +1289,7 @@
           <w:color w:val="141820"/>
           <w:sz w:val="25"/>
         </w:rPr>
-        <w:t>3.1  Adversarial Probing — learning the detector’s boundary</w:t>
+        <w:t>3.1  Adversarial Probing: learning the detector’s boundary</w:t>
       </w:r>
     </w:p>
     <w:p>
@@ -1328,7 +1328,7 @@
           <w:color w:val="141820"/>
           <w:sz w:val="21"/>
         </w:rPr>
-        <w:t>In an adversarial probing attack the attacker makes a series of controlled variations — amount, timing, frequency, device, behavioural context — and observes which trip the defence. The objective is not evasion by luck. It is to map the decision boundary, then construct a later attack that sits inside the safe region.</w:t>
+        <w:t>In an adversarial probing attack the attacker makes a series of controlled variations (amount, timing, frequency, device, behavioural context) and observes which ones trip the defence. The objective is not evasion by luck. It is to map the decision boundary, then construct a later attack that sits inside the safe region.</w:t>
       </w:r>
     </w:p>
     <w:tbl>
@@ -1790,7 +1790,7 @@
           <w:color w:val="141820"/>
           <w:sz w:val="21"/>
         </w:rPr>
-        <w:t xml:space="preserve"> against a legacy baseline of 2.8%. The account-relative scorer, which beats flat rules almost everywhere else, gains almost nothing here — because the attack is built to suppress exactly the features it relies on. That is the clearest possible demonstration that probing works, and a system reporting only its aggregate would never have surfaced it.</w:t>
+        <w:t xml:space="preserve"> against a legacy baseline of 2.8%. The account-relative scorer, which beats flat rules almost everywhere else, gains almost nothing here, because the attack is built to suppress exactly the features it relies on. That is the clearest possible demonstration that probing works, and a system reporting only its aggregate would never have surfaced it.</w:t>
       </w:r>
     </w:p>
     <w:p>
@@ -1804,7 +1804,7 @@
           <w:color w:val="141820"/>
           <w:sz w:val="25"/>
         </w:rPr>
-        <w:t>3.2  Sleeper Transaction Pacing — attacking the time horizon</w:t>
+        <w:t>3.2  Sleeper Transaction Pacing: attacking the time horizon</w:t>
       </w:r>
     </w:p>
     <w:p>
@@ -1873,7 +1873,7 @@
           <w:color w:val="141820"/>
           <w:sz w:val="21"/>
         </w:rPr>
-        <w:t xml:space="preserve"> — eighteen payments that start at 55% of the account’s normal amount and drift up to 95%, deliberately never crossing it, while velocity climbs from 3 to 5 an hour. No fixed amount ceiling is ever touched, which is the entire point.</w:t>
+        <w:t>. That is eighteen payments starting at 55% of the account’s normal amount and drifting up to 95%, deliberately never crossing it, while velocity climbs from 3 to 5 an hour. No fixed amount ceiling is ever touched, which is the entire point.</w:t>
       </w:r>
     </w:p>
     <w:tbl>
@@ -2590,7 +2590,7 @@
                 <w:color w:val="141820"/>
                 <w:sz w:val="17"/>
               </w:rPr>
-              <w:t>Every payment scored twice — flat rules and account-relative — with per-signal reasons attached.</w:t>
+              <w:t>Every payment scored twice, by flat rules and by account-relative scoring, with per-signal reasons attached.</w:t>
             </w:r>
           </w:p>
         </w:tc>
@@ -2914,7 +2914,7 @@
           <w:color w:val="141820"/>
           <w:sz w:val="21"/>
         </w:rPr>
-        <w:t xml:space="preserve"> is not in requirements, so the deployed build runs the deterministic planner throughout — which is also why every figure in this document is exactly reproducible from a seed. The LLM path is architecture, not a claim about what produced these numbers.</w:t>
+        <w:t xml:space="preserve"> is not in requirements, so the deployed build runs the deterministic planner throughout. That is also why every figure in this document is exactly reproducible from a seed. The LLM path is architecture, not a claim about what produced these numbers.</w:t>
       </w:r>
     </w:p>
     <w:p>
@@ -4011,7 +4011,7 @@
           <w:color w:val="555D6B"/>
           <w:sz w:val="17"/>
         </w:rPr>
-        <w:t>Only timings and counts are captured. The characters typed are never stored — the panel in the Defense Lab enrols and scores entirely in the browser.</w:t>
+        <w:t>Only timings and counts are captured. The characters typed are never stored, the panel in the Defense Lab enrols and scores entirely in the browser.</w:t>
       </w:r>
     </w:p>
     <w:p>
@@ -5707,7 +5707,7 @@
           <w:color w:val="141820"/>
           <w:sz w:val="25"/>
         </w:rPr>
-        <w:t>7.4  Efficacy by attack vector — where the blind spots are</w:t>
+        <w:t>7.4  Efficacy by attack vector: where the blind spots are</w:t>
       </w:r>
     </w:p>
     <w:p>
@@ -5721,7 +5721,7 @@
           <w:color w:val="141820"/>
           <w:sz w:val="21"/>
         </w:rPr>
-        <w:t xml:space="preserve">Every vector run against all 10 accounts at three seeds — </w:t>
+        <w:t xml:space="preserve">Every vector run against all 10 accounts at three seeds, for a total of </w:t>
       </w:r>
       <w:r>
         <w:rPr>
@@ -8745,7 +8745,7 @@
           <w:color w:val="555D6B"/>
           <w:sz w:val="17"/>
         </w:rPr>
-        <w:t>Colour encodes performance, not which detector: under 34% red, 34–67% amber, above 67% green — applied identically to both columns.</w:t>
+        <w:t>Colour encodes performance, not which detector: under 34% red, 34–67% amber, above 67% green, applied identically to both columns.</w:t>
       </w:r>
     </w:p>
     <w:p>
@@ -8795,7 +8795,7 @@
           <w:color w:val="141820"/>
           <w:sz w:val="21"/>
         </w:rPr>
-        <w:t xml:space="preserve">The benchmark scores 300 legitimate payments. One false positive in 300 reads as 0.33% — but the 95% Wilson interval runs 0.06% to 1.86%, a thirty-fold range. It cannot resolve the quantity it reports. Measured on </w:t>
+        <w:t xml:space="preserve">The benchmark scores 300 legitimate payments. One false positive in 300 reads as 0.33%, but the 95% Wilson interval runs 0.06% to 1.86%, a thirty-fold range. It cannot resolve the quantity it reports. Measured on </w:t>
       </w:r>
       <w:r>
         <w:rPr>
@@ -8813,7 +8813,7 @@
           <w:color w:val="141820"/>
           <w:sz w:val="21"/>
         </w:rPr>
-        <w:t xml:space="preserve"> with a 95% interval of 0.667% to 0.741% — roughly double, and narrow enough to plan against.</w:t>
+        <w:t>, with a 95% interval of 0.667% to 0.741%. Roughly double, and narrow enough to plan against.</w:t>
       </w:r>
     </w:p>
     <w:p>
@@ -8842,7 +8842,7 @@
           <w:color w:val="141820"/>
           <w:sz w:val="21"/>
         </w:rPr>
-        <w:t>10,018 alerts per million, of which 3,023 are fraud — precision 30.2%</w:t>
+        <w:t>10,018 alerts per million, of which 3,023 are fraud, a precision of 30.2%</w:t>
       </w:r>
       <w:r>
         <w:rPr>
@@ -11104,7 +11104,7 @@
           <w:color w:val="555D6B"/>
           <w:sz w:val="17"/>
         </w:rPr>
-        <w:t>Of the 220 LightGBM vectors, 36 carry missing values and 9 carry a category the model never saw — the two routing paths that fail silently when a port gets them wrong.</w:t>
+        <w:t>Of the 220 LightGBM vectors, 36 carry missing values and 9 carry a category the model never saw. Those are the two routing paths that fail silently when a port gets them wrong.</w:t>
       </w:r>
     </w:p>
     <w:p>
@@ -11158,7 +11158,7 @@
           <w:color w:val="141820"/>
           <w:sz w:val="21"/>
         </w:rPr>
-        <w:t>Its config records a count (86) and no names; the booster’s names are Column_0..Column_85 and there is no feature_names_in_ on the estimator — all three are what you get from fitting on a bare array. There is no extractor to rebuild, so there is no video upload. The ensemble is real and responsive, so the panel drives its 86-dimensional vector directly instead. Nothing claims to know what Column_14 measures.</w:t>
+        <w:t>Its config records a count (86) and no names; the booster’s names are Column_0..Column_85 and there is no feature_names_in_ on the estimator. All three are what you get from fitting on a bare array. There is no extractor to rebuild, so there is no video upload. The ensemble is real and responsive, so the panel drives its 86-dimensional vector directly instead. Nothing claims to know what Column_14 measures.</w:t>
       </w:r>
     </w:p>
     <w:p>
@@ -13343,7 +13343,7 @@
           <w:color w:val="141820"/>
           <w:sz w:val="21"/>
         </w:rPr>
-        <w:t>Adversarial Probing tests whether an attacker can learn the decision boundary; Sleeper Pacing tests whether it can exploit a limited time horizon. Both are implemented, and both are measurably the hardest vectors in the system to catch — targeted feature suppression at 3.1% against 100.0% for a loud attack, a 33-fold spread the aggregate would have hidden.</w:t>
+        <w:t>Adversarial Probing tests whether an attacker can learn the decision boundary; Sleeper Pacing tests whether it can exploit a limited time horizon. Both are implemented, and both are measurably the hardest vectors in the system to catch: targeted feature suppression at 3.1% against 100.0% for a loud attack, a 33-fold spread the aggregate would have hidden.</w:t>
       </w:r>
     </w:p>
     <w:p>
@@ -13440,7 +13440,7 @@
           <w:color w:val="141820"/>
           <w:sz w:val="21"/>
         </w:rPr>
-        <w:t>FraudForge does not ask whether a fraud detector works. It asks how an attacker can make it fail — and gives the defender a way to find and fix that failure before the real world does.</w:t>
+        <w:t>FraudForge does not ask whether a fraud detector works. It asks how an attacker can make it fail, and gives the defender a way to find and fix that failure before the real world does.</w:t>
       </w:r>
     </w:p>
     <w:sectPr>

--- a/FraudForge-Approach.docx
+++ b/FraudForge-Approach.docx
@@ -11149,6 +11149,26 @@
           <w:color w:val="C26A0C"/>
           <w:sz w:val="21"/>
         </w:rPr>
+        <w:t xml:space="preserve">KYC is measurable but out of range. </w:t>
+      </w:r>
+      <w:r>
+        <w:rPr>
+          <w:b w:val="0"/>
+          <w:i w:val="0"/>
+          <w:color w:val="141820"/>
+          <w:sz w:val="21"/>
+        </w:rPr>
+        <w:t>Its config names all 23 features without defining them, and several of those names carry more than one standard definition. Tenengrad is the mean squared Sobel gradient in the original paper and the mean magnitude in common use, which differ by three orders of magnitude, and ‘Noise Diff’ is not a standard name at all. The extractor computes the textbook definition of each and is verified against an independent implementation, but the result lands outside the range the model learned in: its trees split Tenengrad only over [66.1, 70.5], where a document measures in the tens of thousands. The model itself is sound. Sampling 4,000 vectors inside its own split ranges, 40% fall below the decision threshold and the output spans the full range. So the panel reports how many measured features land in range instead of presenting a percentage as a verdict.</w:t>
+      </w:r>
+    </w:p>
+    <w:p>
+      <w:r>
+        <w:rPr>
+          <w:b/>
+          <w:i w:val="0"/>
+          <w:color w:val="C26A0C"/>
+          <w:sz w:val="21"/>
+        </w:rPr>
         <w:t xml:space="preserve">Deepfake has no feature names. </w:t>
       </w:r>
       <w:r>
@@ -13152,6 +13172,66 @@
                 <w:color w:val="141820"/>
                 <w:sz w:val="17"/>
               </w:rPr>
+              <w:t>KYC scoring from a real image</w:t>
+            </w:r>
+          </w:p>
+        </w:tc>
+        <w:tc>
+          <w:tcPr>
+            <w:tcW w:type="dxa" w:w="4176"/>
+          </w:tcPr>
+          <w:p>
+            <w:pPr>
+              <w:spacing w:after="20" w:before="20"/>
+            </w:pPr>
+            <w:r/>
+            <w:r>
+              <w:rPr>
+                <w:b w:val="0"/>
+                <w:color w:val="141820"/>
+                <w:sz w:val="17"/>
+              </w:rPr>
+              <w:t>Extractor verified against an independent implementation, but the feature definitions behind the names are not recoverable from the artifact</w:t>
+            </w:r>
+          </w:p>
+        </w:tc>
+        <w:tc>
+          <w:tcPr>
+            <w:tcW w:type="dxa" w:w="2160"/>
+          </w:tcPr>
+          <w:p>
+            <w:pPr>
+              <w:spacing w:after="20" w:before="20"/>
+            </w:pPr>
+            <w:r/>
+            <w:r>
+              <w:rPr>
+                <w:b w:val="0"/>
+                <w:color w:val="B13630"/>
+                <w:sz w:val="17"/>
+              </w:rPr>
+              <w:t>Measurable, out of range</w:t>
+            </w:r>
+          </w:p>
+        </w:tc>
+      </w:tr>
+      <w:tr>
+        <w:tc>
+          <w:tcPr>
+            <w:tcW w:type="dxa" w:w="3168"/>
+            <w:shd w:val="clear" w:fill="FAF8F5"/>
+          </w:tcPr>
+          <w:p>
+            <w:pPr>
+              <w:spacing w:after="20" w:before="20"/>
+            </w:pPr>
+            <w:r/>
+            <w:r>
+              <w:rPr>
+                <w:b w:val="0"/>
+                <w:color w:val="141820"/>
+                <w:sz w:val="17"/>
+              </w:rPr>
               <w:t>Voice and deepfake detection</w:t>
             </w:r>
           </w:p>
@@ -13159,6 +13239,7 @@
         <w:tc>
           <w:tcPr>
             <w:tcW w:type="dxa" w:w="4176"/>
+            <w:shd w:val="clear" w:fill="FAF8F5"/>
           </w:tcPr>
           <w:p>
             <w:pPr>
@@ -13178,6 +13259,7 @@
         <w:tc>
           <w:tcPr>
             <w:tcW w:type="dxa" w:w="2160"/>
+            <w:shd w:val="clear" w:fill="FAF8F5"/>
           </w:tcPr>
           <w:p>
             <w:pPr>
